--- a/testakten/versausgleich-haerte-bgh-schaefer-nuernberg/docx/Beschwerdebegruendung_Vorndran_22_05_2022.docx
+++ b/testakten/versausgleich-haerte-bgh-schaefer-nuernberg/docx/Beschwerdebegruendung_Vorndran_22_05_2022.docx
@@ -10,7 +10,7 @@
         <w:rPr>
           <w:b/>
         </w:rPr>
-        <w:t>Vorndran und Brennstetter Rechtsanwaelte mbB</w:t>
+        <w:t>Vorndran und Brennstetter Rechtsanwälte mbB</w:t>
       </w:r>
     </w:p>
     <w:p>
@@ -29,7 +29,7 @@
         <w:rPr>
           <w:b/>
         </w:rPr>
-        <w:t>Oberlandesgericht Nuernberg</w:t>
+        <w:t>Oberlandesgericht Nürnberg</w:t>
       </w:r>
     </w:p>
     <w:p>
@@ -39,12 +39,12 @@
     </w:p>
     <w:p>
       <w:r>
-        <w:t>Fuerther Str. 110</w:t>
+        <w:t>Fürther Str. 110</w:t>
       </w:r>
     </w:p>
     <w:p>
       <w:r>
-        <w:t>90429 Nuernberg</w:t>
+        <w:t>90429 Nürnberg</w:t>
       </w:r>
     </w:p>
     <w:p>
@@ -63,12 +63,12 @@
         <w:rPr>
           <w:b/>
         </w:rPr>
-        <w:t>Az. 7 UF 743/22 (AG Nuernberg-Fuerth 110 F 2418/21)</w:t>
+        <w:t>Az. 7 UF 743/22 (AG Nürnberg-Fürth 110 F 2418/21)</w:t>
       </w:r>
     </w:p>
     <w:p>
       <w:r>
-        <w:t>In der Familiensache Dr. Maximilian Schaefer ./. Leonie Schaefer</w:t>
+        <w:t>In der Familiensache Dr. Maximilian Schäfer ./. Leonie Schäfer</w:t>
       </w:r>
     </w:p>
     <w:p>
@@ -82,12 +82,12 @@
         <w:rPr>
           <w:rFonts w:ascii="Calibri" w:hAnsi="Calibri"/>
         </w:rPr>
-        <w:t>Beschwerdebegruendung</w:t>
+        <w:t>Beschwerdebegründung</w:t>
       </w:r>
     </w:p>
     <w:p>
       <w:r>
-        <w:t>In der vorbezeichneten Familiensache wird namens und im Auftrag des Antragstellers und Beschwerdefuehrers Beschwerdebegruendung wie folgt eingelegt.</w:t>
+        <w:t>In der vorbezeichneten Familiensache wird namens und im Auftrag des Antragstellers und Beschwerdeführers Beschwerdebegründung wie folgt eingelegt.</w:t>
       </w:r>
     </w:p>
     <w:p>
@@ -101,7 +101,7 @@
         <w:rPr>
           <w:rFonts w:ascii="Calibri" w:hAnsi="Calibri"/>
         </w:rPr>
-        <w:t>1. Antraege</w:t>
+        <w:t>1. Anträge</w:t>
       </w:r>
     </w:p>
     <w:p>
@@ -111,17 +111,17 @@
     </w:p>
     <w:p>
       <w:r>
-        <w:t>1. den Beschluss des Amtsgerichts Nuernberg - Familiengericht - vom 28.02.2022, Az. 110 F 2418/21, in den Ziffern 2 und 3 abzuaendern;</w:t>
+        <w:t>1. den Beschluss des Amtsgerichts Nürnberg - Familiengericht - vom 28.02.2022, Az. 110 F 2418/21, in den Ziffern 2 und 3 abzuändern;</w:t>
       </w:r>
     </w:p>
     <w:p>
       <w:r>
-        <w:t>2. den Versorgungsausgleich nach § 27 VersAusglG vollstaendig auszuschliessen;</w:t>
+        <w:t>2. den Versorgungsausgleich nach Paragraf 27 VersAusglG vollständig auszuschließen;</w:t>
       </w:r>
     </w:p>
     <w:p>
       <w:r>
-        <w:t>3. hilfsweise: den Versorgungsausgleich auf die Haelfte zu reduzieren;</w:t>
+        <w:t>3. hilfsweise: den Versorgungsausgleich auf die Hälfte zu reduzieren;</w:t>
       </w:r>
     </w:p>
     <w:p>
@@ -145,17 +145,17 @@
     </w:p>
     <w:p>
       <w:r>
-        <w:t>2.1 Vermoegensverhaeltnisse der Antragsgegnerin</w:t>
+        <w:t>2.1 Vermögensverhältnisse der Antragsgegnerin</w:t>
       </w:r>
     </w:p>
     <w:p>
       <w:r>
-        <w:t>Die Antragsgegnerin verfuegt seit der Erbschaft nach ihrem Onkel Theodor Winterstein 14.03.2019 ueber Reinvermoegen von ca. 6,9 Mio. EUR. Die Mieteinnahmen aus den geerbten drei Immobilien betragen brutto 23.300 EUR monatlich. Zusammen mit den Dividenden aus dem Wertpapierdepot ergibt sich ein laufender Brutto-Einkommensstrom von ueber 28.000 EUR monatlich.</w:t>
+        <w:t>Die Antragsgegnerin verfügt seit der Erbschaft nach ihrem Onkel Theodor Winterstein 14.03.2019 über Reinvermögen von ca. 6,9 Mio. EUR. Die Mieteinnahmen aus den geerbten drei Immobilien betragen brutto 23.300 EUR monatlich. Zusammen mit den Dividenden aus dem Wertpapierdepot ergibt sich ein laufender Brutto-Einkommensstrom von über 28.000 EUR monatlich.</w:t>
       </w:r>
     </w:p>
     <w:p>
       <w:r>
-        <w:t>Beweis: Vorlage des Erbschaftsteuerbescheids des Finanzamts Bamberg vom 05.03.2020, Steuernummer 207/281/40918; Vorlage der Mietzahlungsuebersicht der Hausverwaltung Pirsch und Maerz GmbH Bamberg; Vorlage der Depotauszuege der DZ Privatbank Stand 31.12.2021.</w:t>
+        <w:t>Beweis: Vorlage des Erbschaftsteuerbescheids des Finanzamts Bamberg vom 05.03.2020, Steuernummer 207/281/40918; Vorlage der Mietzahlungsübersicht der Hausverwaltung Pirsch und März GmbH Bamberg; Vorlage der Depotauszüge der DZ Privatbank Stand 31.12.2021.</w:t>
       </w:r>
     </w:p>
     <w:p>
@@ -163,17 +163,17 @@
     </w:p>
     <w:p>
       <w:r>
-        <w:t>2.2 Vermoegensverhaeltnisse des Antragstellers</w:t>
+        <w:t>2.2 Vermögensverhältnisse des Antragstellers</w:t>
       </w:r>
     </w:p>
     <w:p>
       <w:r>
-        <w:t>Der Antragsteller verfuegt ueber Reinvermoegen von rund 195.000 EUR. Seine Praxis hat 2021 einen Jahresgewinn von 211.000 EUR vor Steuern ausgewiesen, mit fallender Tendenz. Im Februar 2020 ist beim Antragsteller eine schwere Coxarthrose diagnostiziert worden, die eine Praxisaufgabe in den naechsten 5-7 Jahren erfordert.</w:t>
+        <w:t>Der Antragsteller verfügt über Reinvermögen von rund 195.000 EUR. Seine Praxis hat 2021 einen Jahresgewinn von 211.000 EUR vor Steuern ausgewiesen, mit fallender Tendenz. Im Februar 2020 ist beim Antragsteller eine schwere Coxarthrose diagnostiziert worden, die eine Praxisaufgabe in den nächsten 5-7 Jahren erfordert.</w:t>
       </w:r>
     </w:p>
     <w:p>
       <w:r>
-        <w:t>Beweis: Bilanz Praxis 2018-2021 (Steuerberater Berthold Faulhammer); ICD-10 Diagnose M16.0 Coxarthrose Universitaetsklinik Erlangen Orthopaedie Dr. Stadlhuber 18.02.2020; Sachverstaendigengutachten Praxiswert.</w:t>
+        <w:t>Beweis: Bilanz Praxis 2018-2021 (Steuerberater Berthold Faulhammer); ICD-10 Diagnose M16.0 Coxarthrose Universitätsklinik Erlangen Orthopädie Dr. Stadlhuber 18.02.2020; Sachverständigengutachten Praxiswert.</w:t>
       </w:r>
     </w:p>
     <w:p>
@@ -181,17 +181,17 @@
     </w:p>
     <w:p>
       <w:r>
-        <w:t>2.3 Gemeinsame Vermoegensplanung</w:t>
+        <w:t>2.3 Gemeinsame Vermögensplanung</w:t>
       </w:r>
     </w:p>
     <w:p>
       <w:r>
-        <w:t>Die Beteiligten haben ueber Jahrzehnte eine gemeinsame Lebensplanung verfolgt: Der Antragsteller hat in der ersten Ehehaelfte (1987-2003) den groessten Teil der Familienlast getragen; die Antragsgegnerin hat den Aufbau der Praxis durch Steuererklaerungen, Praxis-Buchfuehrung und Akquise persoenlich unterstuetzt.</w:t>
+        <w:t>Die Beteiligten haben über Jahrzehnte eine gemeinsame Lebensplanung verfolgt: Der Antragsteller hat in der ersten Ehehälfte (1987-2003) den größten Teil der Familienlast getragen; die Antragsgegnerin hat den Aufbau der Praxis durch Steuererklärungen, Praxis-Buchführung und Akquise persönlich unterstützt.</w:t>
       </w:r>
     </w:p>
     <w:p>
       <w:r>
-        <w:t>Beweis: Aussage der Antragsgegnerin; Vernehmung von Steuerberater Faulhammer; Vorlage der Praxis-Buchfuehrungsunterlagen 1992-2004.</w:t>
+        <w:t>Beweis: Aussage der Antragsgegnerin; Vernehmung von Steuerberater Faulhammer; Vorlage der Praxis-Buchführungsunterlagen 1992-2004.</w:t>
       </w:r>
     </w:p>
     <w:p>
@@ -205,12 +205,12 @@
         <w:rPr>
           <w:rFonts w:ascii="Calibri" w:hAnsi="Calibri"/>
         </w:rPr>
-        <w:t>3. Rechtliche Wuerdigung</w:t>
+        <w:t>3. Rechtliche Würdigung</w:t>
       </w:r>
     </w:p>
     <w:p>
       <w:r>
-        <w:t>Es liegt grobe Unbilligkeit i. S. d. § 27 VersAusglG vor. § 27 VersAusglG ist nach gefestigter Rechtsprechung des BGH (BGH FamRZ 2018, 1746; BGH FamRZ 2014, 1614; BGH FamRZ 2012, 1545) zwar eng auszulegen, aber gerade in Vermoegenskonstellationen einschlaegig, in denen die ausgleichsberechtigte Person bereits lebenslang abgesichert ist und die ausgleichspflichtige Person bei vollstaendiger Durchfuehrung in ihrer Altersversorgung erheblich beeintraechtigt wuerde.</w:t>
+        <w:t>Es liegt grobe Unbilligkeit i. S. d. Paragraf 27 VersAusglG vor. Paragraf 27 VersAusglG ist nach gefestigter Rechtsprechung des BGH (BGH FamRZ 2018, 1746; BGH FamRZ 2014, 1614; BGH FamRZ 2012, 1545) zwar eng auszulegen, aber gerade in Vermögenskonstellationen einschlägig, in denen die ausgleichsberechtigte Person bereits lebenslang abgesichert ist und die ausgleichspflichtige Person bei vollständiger Durchführung in ihrer Altersversorgung erheblich beeinträchtigt würde.</w:t>
       </w:r>
     </w:p>
     <w:p>
@@ -223,22 +223,22 @@
     </w:p>
     <w:p>
       <w:r>
-        <w:t>1. Die Antragsgegnerin ist durch das ererbte Vermoegen wirtschaftlich vollstaendig abgesichert.</w:t>
+        <w:t>1. Die Antragsgegnerin ist durch das ererbte Vermögen wirtschaftlich vollständig abgesichert.</w:t>
       </w:r>
     </w:p>
     <w:p>
       <w:r>
-        <w:t>2. Der Antragsteller ist auf seine Anrechte bei der Bayerischen Aerzteversorgung als Hauptsaeule seiner Alterssicherung angewiesen.</w:t>
+        <w:t>2. Der Antragsteller ist auf seine Anrechte bei der Bayerischen Ärzteversorgung als Hauptsäule seiner Alterssicherung angewiesen.</w:t>
       </w:r>
     </w:p>
     <w:p>
       <w:r>
-        <w:t>3. Die Halbierung der Bayerischen-Aerzteversorgung-Rente von 4.127 EUR auf rund 2.063 EUR wuerde die Existenzgrundlage des Antragstellers in der Praxis-Abschlussphase und in der Rentenphase erheblich gefaehrden.</w:t>
+        <w:t>3. Die Halbierung der Bayerischen-Ärzteversorgung-Rente von 4.127 EUR auf rund 2.063 EUR würde die Existenzgrundlage des Antragstellers in der Praxis-Abschlussphase und in der Rentenphase erheblich gefährden.</w:t>
       </w:r>
     </w:p>
     <w:p>
       <w:r>
-        <w:t>4. § 8 der notariellen Vereinbarung 11.11.2021 hindert die Anwendung des § 27 nicht. Selbst wenn man annehmen wollte, dass der dort vereinbarte pauschale Zugewinnausgleich (385.000 EUR) bereits eine Beruecksichtigung der Vermoegensverhaeltnisse darstellt, schliesst dies eine zusaetzliche Korrektur ueber § 27 VersAusglG nicht aus.</w:t>
+        <w:t>4. Paragraf 8 der notariellen Vereinbarung 11.11.2021 hindert die Anwendung des Paragrafen 27 nicht. Selbst wenn man annehmen wollte, dass der dort vereinbarte pauschale Zugewinnausgleich (385.000 EUR) bereits eine Berücksichtigung der Vermögensverhältnisse darstellt, schließt dies eine zusätzliche Korrektur über Paragraf 27 VersAusglG nicht aus.</w:t>
       </w:r>
     </w:p>
     <w:p>
@@ -246,7 +246,7 @@
     </w:p>
     <w:p>
       <w:r>
-        <w:t>Mit kollegialen Gruessen</w:t>
+        <w:t>Mit kollegialen Grüßen</w:t>
       </w:r>
     </w:p>
     <w:p>
@@ -259,17 +259,104 @@
     </w:p>
     <w:p>
       <w:r>
-        <w:t>Rechtsanwalt, Fachanwalt fuer Familienrecht</w:t>
+        <w:t>Rechtsanwalt, Fachanwalt für Familienrecht</w:t>
       </w:r>
     </w:p>
     <w:sectPr>
-      <w:pgSz w:w="12240" w:h="15840"/>
-      <w:pgMar w:top="1417" w:right="1417" w:bottom="1417" w:left="1417" w:header="720" w:footer="720" w:gutter="0"/>
+      <w:headerReference w:type="default" r:id="rId9"/>
+      <w:footerReference w:type="default" r:id="rId10"/>
+      <w:pgSz w:w="11906" w:h="16838"/>
+      <w:pgMar w:top="1417" w:right="1417" w:bottom="1417" w:left="1417" w:header="680" w:footer="567" w:gutter="0"/>
       <w:cols w:space="720"/>
       <w:docGrid w:linePitch="360"/>
     </w:sectPr>
   </w:body>
 </w:document>
+</file>
+
+<file path=word/footer1.xml><?xml version="1.0" encoding="utf-8"?>
+<w:ftr xmlns:m="http://schemas.openxmlformats.org/officeDocument/2006/math" xmlns:mc="http://schemas.openxmlformats.org/markup-compatibility/2006" xmlns:mo="http://schemas.microsoft.com/office/mac/office/2008/main" xmlns:mv="urn:schemas-microsoft-com:mac:vml" xmlns:o="urn:schemas-microsoft-com:office:office" xmlns:r="http://schemas.openxmlformats.org/officeDocument/2006/relationships" xmlns:v="urn:schemas-microsoft-com:vml" xmlns:w10="urn:schemas-microsoft-com:office:word" xmlns:w14="http://schemas.microsoft.com/office/word/2010/wordml" xmlns:w="http://schemas.openxmlformats.org/wordprocessingml/2006/main" xmlns:wne="http://schemas.microsoft.com/office/word/2006/wordml" xmlns:wp14="http://schemas.microsoft.com/office/word/2010/wordprocessingDrawing" xmlns:wp="http://schemas.openxmlformats.org/drawingml/2006/wordprocessingDrawing" xmlns:wpc="http://schemas.microsoft.com/office/word/2010/wordprocessingCanvas" xmlns:wpg="http://schemas.microsoft.com/office/word/2010/wordprocessingGroup" xmlns:wpi="http://schemas.microsoft.com/office/word/2010/wordprocessingInk" xmlns:wps="http://schemas.microsoft.com/office/word/2010/wordprocessingShape" mc:Ignorable="w14 wp14">
+  <w:p>
+    <w:pPr>
+      <w:pStyle w:val="Footer"/>
+      <w:tabs>
+        <w:tab w:pos="9071" w:val="right"/>
+      </w:tabs>
+      <w:jc w:val="left"/>
+    </w:pPr>
+    <w:r>
+      <w:rPr>
+        <w:rFonts w:ascii="Times New Roman" w:hAnsi="Times New Roman"/>
+        <w:color w:val="6B6B66"/>
+        <w:sz w:val="16"/>
+      </w:rPr>
+    </w:r>
+    <w:r>
+      <w:rPr>
+        <w:rFonts w:ascii="Times New Roman" w:hAnsi="Times New Roman"/>
+        <w:color w:val="6B6B66"/>
+        <w:sz w:val="16"/>
+      </w:rPr>
+      <w:t>Vorndran und Brennstetter Rechtsanwälte mbB</w:t>
+    </w:r>
+    <w:r>
+      <w:rPr>
+        <w:rFonts w:ascii="Times New Roman" w:hAnsi="Times New Roman"/>
+        <w:color w:val="6B6B66"/>
+        <w:sz w:val="16"/>
+      </w:rPr>
+      <w:tab/>
+      <w:t xml:space="preserve">Seite </w:t>
+    </w:r>
+    <w:r>
+      <w:rPr>
+        <w:rFonts w:ascii="Times New Roman" w:hAnsi="Times New Roman"/>
+        <w:color w:val="6B6B66"/>
+        <w:sz w:val="16"/>
+      </w:rPr>
+      <w:fldChar w:fldCharType="begin"/>
+      <w:instrText xml:space="preserve"> PAGE </w:instrText>
+      <w:fldChar w:fldCharType="end"/>
+    </w:r>
+  </w:p>
+</w:ftr>
+</file>
+
+<file path=word/header1.xml><?xml version="1.0" encoding="utf-8"?>
+<w:hdr xmlns:m="http://schemas.openxmlformats.org/officeDocument/2006/math" xmlns:mc="http://schemas.openxmlformats.org/markup-compatibility/2006" xmlns:mo="http://schemas.microsoft.com/office/mac/office/2008/main" xmlns:mv="urn:schemas-microsoft-com:mac:vml" xmlns:o="urn:schemas-microsoft-com:office:office" xmlns:r="http://schemas.openxmlformats.org/officeDocument/2006/relationships" xmlns:v="urn:schemas-microsoft-com:vml" xmlns:w10="urn:schemas-microsoft-com:office:word" xmlns:w14="http://schemas.microsoft.com/office/word/2010/wordml" xmlns:w="http://schemas.openxmlformats.org/wordprocessingml/2006/main" xmlns:wne="http://schemas.microsoft.com/office/word/2006/wordml" xmlns:wp14="http://schemas.microsoft.com/office/word/2010/wordprocessingDrawing" xmlns:wp="http://schemas.openxmlformats.org/drawingml/2006/wordprocessingDrawing" xmlns:wpc="http://schemas.microsoft.com/office/word/2010/wordprocessingCanvas" xmlns:wpg="http://schemas.microsoft.com/office/word/2010/wordprocessingGroup" xmlns:wpi="http://schemas.microsoft.com/office/word/2010/wordprocessingInk" xmlns:wps="http://schemas.microsoft.com/office/word/2010/wordprocessingShape" mc:Ignorable="w14 wp14">
+  <w:p>
+    <w:pPr>
+      <w:pStyle w:val="Header"/>
+      <w:jc w:val="left"/>
+    </w:pPr>
+    <w:r/>
+    <w:r>
+      <w:rPr>
+        <w:rFonts w:ascii="Times New Roman" w:hAnsi="Times New Roman"/>
+        <w:b/>
+        <w:color w:val="11555F"/>
+        <w:sz w:val="22"/>
+      </w:rPr>
+      <w:t>VORNDRAN UND BRENNSTETTER RECHTSANWÄLTE MBB</w:t>
+    </w:r>
+  </w:p>
+  <w:p>
+    <w:pPr>
+      <w:jc w:val="left"/>
+      <w:pBdr>
+        <w:bottom w:val="single" w:sz="8" w:space="2" w:color="11555F"/>
+      </w:pBdr>
+    </w:pPr>
+    <w:r>
+      <w:rPr>
+        <w:rFonts w:ascii="Times New Roman" w:hAnsi="Times New Roman"/>
+        <w:color w:val="6B6B66"/>
+        <w:sz w:val="16"/>
+      </w:rPr>
+      <w:t>Rechtsanwaltskanzlei</w:t>
+    </w:r>
+  </w:p>
+</w:hdr>
 </file>
 
 <file path=word/numbering.xml><?xml version="1.0" encoding="utf-8"?>
